--- a/บทที่1edit.docx
+++ b/บทที่1edit.docx
@@ -397,32 +397,7 @@
           <w:cs/>
           <w:lang w:bidi="th-TH"/>
         </w:rPr>
-        <w:t xml:space="preserve">ดังนั้น การพัฒนาสื่อดิจิทัลร่วมกับ </w:t>
-      </w:r>
-      <w:r>
-        <w:rPr>
-          <w:rFonts w:cs="TH Sarabun New"/>
-          <w:szCs w:val="32"/>
-          <w:lang w:bidi="th-TH"/>
-        </w:rPr>
-        <w:t>E-</w:t>
-      </w:r>
-      <w:r>
-        <w:rPr>
-          <w:rFonts w:cs="TH Sarabun New"/>
-          <w:szCs w:val="32"/>
-          <w:lang w:bidi="th-TH"/>
-        </w:rPr>
-        <w:t xml:space="preserve">Book </w:t>
-      </w:r>
-      <w:r>
-        <w:rPr>
-          <w:rFonts w:cs="TH Sarabun New"/>
-          <w:szCs w:val="32"/>
-          <w:cs/>
-          <w:lang w:bidi="th-TH"/>
-        </w:rPr>
-        <w:t>เพื่อส่งเสริมการท่องเที่ยว</w:t>
+        <w:t>ดังนั้น การพัฒนาสื่อดิจิทัลเพื่อส่งเสริมการท่องเที่ยว</w:t>
       </w:r>
       <w:r>
         <w:rPr>
@@ -523,7 +498,7 @@
           <w:cs/>
           <w:lang w:bidi="th-TH"/>
         </w:rPr>
-        <w:t>เพื่อพัฒนาสื่อดิจิทัล</w:t>
+        <w:t>เพื่อพัฒนา</w:t>
       </w:r>
       <w:r>
         <w:rPr>
@@ -532,16 +507,16 @@
           <w:cs/>
           <w:lang w:bidi="th-TH"/>
         </w:rPr>
-        <w:t>ปฏิสัมพันธ์แผนที่</w:t>
-      </w:r>
-      <w:r>
-        <w:rPr>
-          <w:rFonts w:cs="TH Sarabun New"/>
+        <w:t>สื่อดิจิทัลปฏิสัมพันธ์</w:t>
+      </w:r>
+      <w:r>
+        <w:rPr>
+          <w:rFonts w:cs="TH Sarabun New" w:hint="cs"/>
           <w:szCs w:val="32"/>
           <w:cs/>
           <w:lang w:bidi="th-TH"/>
         </w:rPr>
-        <w:t xml:space="preserve">ท่องเที่ยว </w:t>
+        <w:t>การ</w:t>
       </w:r>
       <w:r>
         <w:rPr>
@@ -550,16 +525,7 @@
           <w:cs/>
           <w:lang w:bidi="th-TH"/>
         </w:rPr>
-        <w:t>ใน</w:t>
-      </w:r>
-      <w:r>
-        <w:rPr>
-          <w:rFonts w:cs="TH Sarabun New"/>
-          <w:szCs w:val="32"/>
-          <w:cs/>
-          <w:lang w:bidi="th-TH"/>
-        </w:rPr>
-        <w:t>จังหวัดสุรินทร์</w:t>
+        <w:t>ท่องเที่ยวในจังหวัดสุรินทร์</w:t>
       </w:r>
     </w:p>
     <w:p>
@@ -567,7 +533,7 @@
         <w:spacing w:after="100" w:afterAutospacing="1" w:line="240" w:lineRule="auto"/>
         <w:ind w:left="426"/>
         <w:rPr>
-          <w:rFonts w:cs="TH Sarabun New"/>
+          <w:rFonts w:cs="TH Sarabun New" w:hint="cs"/>
           <w:lang w:bidi="th-TH"/>
         </w:rPr>
       </w:pPr>
@@ -599,7 +565,34 @@
           <w:cs/>
           <w:lang w:bidi="th-TH"/>
         </w:rPr>
-        <w:t>สื่อดิจิทัลปฏิสัมพันธ์แผนที่ท่องเที่ยวในจังหวัดสุรินทร์</w:t>
+        <w:t>สื่อ</w:t>
+      </w:r>
+      <w:r>
+        <w:rPr>
+          <w:rFonts w:cs="TH Sarabun New"/>
+          <w:szCs w:val="32"/>
+          <w:cs/>
+          <w:lang w:bidi="th-TH"/>
+        </w:rPr>
+        <w:t>ดิจิทัลปฏิสัมพันธ์</w:t>
+      </w:r>
+      <w:r>
+        <w:rPr>
+          <w:rFonts w:cs="TH Sarabun New" w:hint="cs"/>
+          <w:szCs w:val="32"/>
+          <w:cs/>
+          <w:lang w:bidi="th-TH"/>
+        </w:rPr>
+        <w:t>การ</w:t>
+      </w:r>
+      <w:r>
+        <w:rPr>
+          <w:rFonts w:cs="TH Sarabun New"/>
+          <w:szCs w:val="32"/>
+          <w:cs/>
+          <w:lang w:bidi="th-TH"/>
+        </w:rPr>
+        <w:t>ท่องเที่ยวในจังหวัดสุรินทร์</w:t>
       </w:r>
     </w:p>
     <w:p>
@@ -929,6 +922,15 @@
       </w:r>
       <w:r>
         <w:rPr>
+          <w:rFonts w:cs="TH Sarabun New" w:hint="cs"/>
+          <w:szCs w:val="32"/>
+          <w:cs/>
+          <w:lang w:bidi="th-TH"/>
+        </w:rPr>
+        <w:t xml:space="preserve">ศูนย์คชศึกษา </w:t>
+      </w:r>
+      <w:r>
+        <w:rPr>
           <w:rFonts w:cs="TH Sarabun New"/>
           <w:szCs w:val="32"/>
           <w:cs/>
@@ -1038,7 +1040,9 @@
         <w:spacing w:after="100" w:afterAutospacing="1" w:line="240" w:lineRule="auto"/>
         <w:ind w:firstLine="426"/>
         <w:rPr>
-          <w:rFonts w:cs="TH Sarabun New"/>
+          <w:rFonts w:cs="TH Sarabun New" w:hint="cs"/>
+          <w:b/>
+          <w:bCs/>
           <w:szCs w:val="32"/>
           <w:lang w:bidi="th-TH"/>
         </w:rPr>
@@ -1058,7 +1062,7 @@
           <w:cs/>
           <w:lang w:bidi="th-TH"/>
         </w:rPr>
-        <w:t>พิพิธภัณฑ์สถานแห่งชาติสุรินทร์</w:t>
+        <w:t>อนุสาวรีย์พระยาสุรินทร์ภักดีศรีณรงค์จางวาง</w:t>
       </w:r>
     </w:p>
     <w:p>
@@ -1067,10 +1071,116 @@
         <w:ind w:firstLine="426"/>
         <w:rPr>
           <w:rFonts w:cs="TH Sarabun New"/>
+          <w:b/>
+          <w:bCs/>
           <w:szCs w:val="32"/>
           <w:lang w:bidi="th-TH"/>
         </w:rPr>
       </w:pPr>
+      <w:r>
+        <w:rPr>
+          <w:rFonts w:cs="TH Sarabun New"/>
+          <w:szCs w:val="32"/>
+          <w:lang w:bidi="th-TH"/>
+        </w:rPr>
+        <w:t>1.3.2.</w:t>
+      </w:r>
+      <w:r>
+        <w:rPr>
+          <w:rFonts w:cs="TH Sarabun New"/>
+          <w:szCs w:val="32"/>
+          <w:lang w:bidi="th-TH"/>
+        </w:rPr>
+        <w:t xml:space="preserve">6 </w:t>
+      </w:r>
+      <w:r>
+        <w:rPr>
+          <w:rFonts w:cs="TH Sarabun New"/>
+          <w:szCs w:val="32"/>
+          <w:cs/>
+          <w:lang w:bidi="th-TH"/>
+        </w:rPr>
+        <w:t>ปราสาทบ้านพลวง</w:t>
+      </w:r>
+    </w:p>
+    <w:p>
+      <w:pPr>
+        <w:spacing w:after="100" w:afterAutospacing="1" w:line="240" w:lineRule="auto"/>
+        <w:ind w:firstLine="426"/>
+        <w:rPr>
+          <w:rFonts w:cs="TH Sarabun New" w:hint="cs"/>
+          <w:szCs w:val="32"/>
+          <w:cs/>
+          <w:lang w:bidi="th-TH"/>
+        </w:rPr>
+      </w:pPr>
+      <w:r>
+        <w:rPr>
+          <w:rFonts w:cs="TH Sarabun New"/>
+          <w:szCs w:val="32"/>
+          <w:lang w:bidi="th-TH"/>
+        </w:rPr>
+        <w:t>1</w:t>
+      </w:r>
+      <w:r>
+        <w:rPr>
+          <w:rFonts w:cs="TH Sarabun New"/>
+          <w:szCs w:val="32"/>
+          <w:lang w:bidi="th-TH"/>
+        </w:rPr>
+        <w:t xml:space="preserve">.3.2.7 </w:t>
+      </w:r>
+      <w:r>
+        <w:rPr>
+          <w:rFonts w:cs="TH Sarabun New" w:hint="cs"/>
+          <w:szCs w:val="32"/>
+          <w:cs/>
+          <w:lang w:bidi="th-TH"/>
+        </w:rPr>
+        <w:t>ตลาด</w:t>
+      </w:r>
+      <w:proofErr w:type="spellStart"/>
+      <w:r>
+        <w:rPr>
+          <w:rFonts w:cs="TH Sarabun New" w:hint="cs"/>
+          <w:szCs w:val="32"/>
+          <w:cs/>
+          <w:lang w:bidi="th-TH"/>
+        </w:rPr>
+        <w:t>ไนท์</w:t>
+      </w:r>
+      <w:proofErr w:type="spellEnd"/>
+      <w:r>
+        <w:rPr>
+          <w:rFonts w:cs="TH Sarabun New" w:hint="cs"/>
+          <w:szCs w:val="32"/>
+          <w:cs/>
+          <w:lang w:bidi="th-TH"/>
+        </w:rPr>
+        <w:t>บาร์ซ่าสุรินทร์</w:t>
+      </w:r>
+    </w:p>
+    <w:p>
+      <w:pPr>
+        <w:spacing w:after="100" w:afterAutospacing="1" w:line="240" w:lineRule="auto"/>
+        <w:ind w:firstLine="426"/>
+        <w:rPr>
+          <w:rFonts w:cs="TH Sarabun New"/>
+          <w:b/>
+          <w:bCs/>
+          <w:szCs w:val="32"/>
+          <w:lang w:bidi="th-TH"/>
+        </w:rPr>
+      </w:pPr>
+      <w:r>
+        <w:rPr>
+          <w:rFonts w:cs="TH Sarabun New"/>
+          <w:szCs w:val="32"/>
+          <w:lang w:bidi="th-TH"/>
+        </w:rPr>
+        <w:br/>
+        <w:t xml:space="preserve">     </w:t>
+      </w:r>
       <w:r>
         <w:rPr>
           <w:rFonts w:cs="TH Sarabun New"/>
@@ -1207,38 +1317,6 @@
         <w:rPr>
           <w:rFonts w:cs="TH Sarabun New"/>
           <w:szCs w:val="32"/>
-          <w:lang w:bidi="th-TH"/>
-        </w:rPr>
-      </w:pPr>
-    </w:p>
-    <w:p>
-      <w:pPr>
-        <w:tabs>
-          <w:tab w:val="left" w:pos="3254"/>
-          <w:tab w:val="center" w:pos="4533"/>
-        </w:tabs>
-        <w:spacing w:after="100" w:afterAutospacing="1" w:line="240" w:lineRule="auto"/>
-        <w:ind w:firstLine="426"/>
-        <w:rPr>
-          <w:rFonts w:cs="TH Sarabun New"/>
-          <w:b/>
-          <w:sz w:val="36"/>
-          <w:lang w:bidi="th-TH"/>
-        </w:rPr>
-      </w:pPr>
-    </w:p>
-    <w:p>
-      <w:pPr>
-        <w:tabs>
-          <w:tab w:val="left" w:pos="3254"/>
-          <w:tab w:val="center" w:pos="4533"/>
-        </w:tabs>
-        <w:spacing w:after="100" w:afterAutospacing="1" w:line="240" w:lineRule="auto"/>
-        <w:ind w:firstLine="426"/>
-        <w:rPr>
-          <w:rFonts w:cs="TH Sarabun New"/>
-          <w:b/>
-          <w:sz w:val="36"/>
           <w:lang w:bidi="th-TH"/>
         </w:rPr>
       </w:pPr>
@@ -1595,7 +1673,25 @@
                 <w:cs/>
                 <w:lang w:bidi="th-TH"/>
               </w:rPr>
-              <w:t>สื่อดิจิทัลปฏิสัมพันธ์แผนที่ท่องเที่ยว ในจังหวัดสุรินทร์</w:t>
+              <w:t>สื่อดิจิทัลปฏิสัมพันธ์</w:t>
+            </w:r>
+            <w:r>
+              <w:rPr>
+                <w:rFonts w:cs="TH Sarabun New" w:hint="cs"/>
+                <w:szCs w:val="32"/>
+                <w:cs/>
+                <w:lang w:bidi="th-TH"/>
+              </w:rPr>
+              <w:t>การ</w:t>
+            </w:r>
+            <w:r>
+              <w:rPr>
+                <w:rFonts w:cs="TH Sarabun New"/>
+                <w:szCs w:val="32"/>
+                <w:cs/>
+                <w:lang w:bidi="th-TH"/>
+              </w:rPr>
+              <w:t>ท่องเที่ยวในจังหวัดสุรินทร์</w:t>
             </w:r>
           </w:p>
         </w:tc>
@@ -2175,7 +2271,6 @@
               <w:rPr>
                 <w:rFonts w:cs="TH Sarabun New"/>
                 <w:szCs w:val="32"/>
-                <w:lang w:bidi="th-TH"/>
               </w:rPr>
             </w:pPr>
             <w:r>
@@ -2234,22 +2329,17 @@
               </w:rPr>
               <w:t>รวบรวมข้อมูลแหล่งท่องเที่ยว</w:t>
             </w:r>
-            <w:r>
+          </w:p>
+          <w:p>
+            <w:pPr>
+              <w:spacing w:after="100" w:afterAutospacing="1"/>
+              <w:jc w:val="center"/>
               <w:rPr>
                 <w:rFonts w:cs="TH Sarabun New"/>
                 <w:szCs w:val="32"/>
-              </w:rPr>
-              <w:br/>
-            </w:r>
-            <w:r>
-              <w:rPr>
-                <w:rFonts w:cs="TH Sarabun New"/>
-                <w:szCs w:val="32"/>
-                <w:cs/>
                 <w:lang w:bidi="th-TH"/>
               </w:rPr>
-              <w:t>ตามคำขวัญจังหวัดสุรินทร์</w:t>
-            </w:r>
+            </w:pPr>
             <w:r>
               <w:rPr>
                 <w:rFonts w:cs="TH Sarabun New"/>
@@ -2324,30 +2414,6 @@
                 <w:szCs w:val="32"/>
               </w:rPr>
               <w:t>Book</w:t>
-            </w:r>
-            <w:r>
-              <w:rPr>
-                <w:rFonts w:cs="TH Sarabun New"/>
-                <w:szCs w:val="32"/>
-              </w:rPr>
-              <w:br/>
-            </w:r>
-            <w:r>
-              <w:rPr>
-                <w:rFonts w:cs="TH Sarabun New"/>
-                <w:szCs w:val="32"/>
-              </w:rPr>
-              <w:br/>
-              <w:t xml:space="preserve">- </w:t>
-            </w:r>
-            <w:r>
-              <w:rPr>
-                <w:rFonts w:cs="TH Sarabun New"/>
-                <w:szCs w:val="32"/>
-                <w:cs/>
-                <w:lang w:bidi="th-TH"/>
-              </w:rPr>
-              <w:t>ออกแบบโมชั่นกราฟิก</w:t>
             </w:r>
             <w:r>
               <w:rPr>
@@ -2530,7 +2596,25 @@
                 <w:cs/>
                 <w:lang w:bidi="th-TH"/>
               </w:rPr>
-              <w:t>สื่อดิจิทัลปฏิสัมพันธ์แผนที่ท่องเที่ยวในจังหวัดสุรินทร์</w:t>
+              <w:t>สื่อดิจิทัลปฏิสัมพันธ์</w:t>
+            </w:r>
+            <w:r>
+              <w:rPr>
+                <w:rFonts w:cs="TH Sarabun New" w:hint="cs"/>
+                <w:szCs w:val="32"/>
+                <w:cs/>
+                <w:lang w:bidi="th-TH"/>
+              </w:rPr>
+              <w:t>การ</w:t>
+            </w:r>
+            <w:r>
+              <w:rPr>
+                <w:rFonts w:cs="TH Sarabun New"/>
+                <w:szCs w:val="32"/>
+                <w:cs/>
+                <w:lang w:bidi="th-TH"/>
+              </w:rPr>
+              <w:t>ท่องเที่ยวในจังหวัดสุรินทร์</w:t>
             </w:r>
             <w:r>
               <w:rPr>
@@ -2623,7 +2707,7 @@
         <w:spacing w:after="100" w:afterAutospacing="1" w:line="240" w:lineRule="auto"/>
         <w:ind w:firstLine="709"/>
         <w:rPr>
-          <w:rFonts w:cs="TH Sarabun New"/>
+          <w:rFonts w:cs="TH Sarabun New" w:hint="cs"/>
         </w:rPr>
       </w:pPr>
       <w:r>
@@ -2644,23 +2728,59 @@
         </w:rPr>
         <w:t xml:space="preserve"> </w:t>
       </w:r>
-      <w:proofErr w:type="spellStart"/>
-      <w:r>
-        <w:rPr>
-          <w:rFonts w:cs="TH Sarabun New"/>
-          <w:lang w:bidi="th-TH"/>
-        </w:rPr>
-        <w:t>ได้สื่อ</w:t>
-      </w:r>
-      <w:proofErr w:type="spellEnd"/>
-      <w:r>
-        <w:rPr>
-          <w:rFonts w:cs="TH Sarabun New"/>
+      <w:r>
+        <w:rPr>
+          <w:rFonts w:cs="TH Sarabun New" w:hint="cs"/>
           <w:szCs w:val="32"/>
           <w:cs/>
           <w:lang w:bidi="th-TH"/>
         </w:rPr>
-        <w:t xml:space="preserve">ดิจิทัลปฏิสัมพันธ์แผนที่ท่องเที่ยว </w:t>
+        <w:t>ได้</w:t>
+      </w:r>
+      <w:r>
+        <w:rPr>
+          <w:rFonts w:cs="TH Sarabun New"/>
+          <w:szCs w:val="32"/>
+          <w:cs/>
+          <w:lang w:bidi="th-TH"/>
+        </w:rPr>
+        <w:t>สื่อดิจิทัลปฏิสัมพันธ์</w:t>
+      </w:r>
+      <w:r>
+        <w:rPr>
+          <w:rFonts w:cs="TH Sarabun New" w:hint="cs"/>
+          <w:szCs w:val="32"/>
+          <w:cs/>
+          <w:lang w:bidi="th-TH"/>
+        </w:rPr>
+        <w:t>การท่องเที่ยวในจังหวัดสุรินทร์</w:t>
+      </w:r>
+    </w:p>
+    <w:p>
+      <w:pPr>
+        <w:spacing w:after="100" w:afterAutospacing="1" w:line="240" w:lineRule="auto"/>
+        <w:ind w:firstLine="709"/>
+        <w:rPr>
+          <w:rFonts w:cs="TH Sarabun New"/>
+        </w:rPr>
+      </w:pPr>
+      <w:r>
+        <w:rPr>
+          <w:rFonts w:cs="TH Sarabun New"/>
+        </w:rPr>
+        <w:t>1.5.</w:t>
+      </w:r>
+      <w:r>
+        <w:rPr>
+          <w:rFonts w:cs="TH Sarabun New"/>
+        </w:rPr>
+        <w:t>2</w:t>
+      </w:r>
+      <w:r>
+        <w:rPr>
+          <w:rFonts w:cs="TH Sarabun New"/>
+        </w:rPr>
+        <w:t xml:space="preserve"> </w:t>
       </w:r>
       <w:proofErr w:type="spellStart"/>
       <w:r>
@@ -2668,7 +2788,7 @@
           <w:rFonts w:cs="TH Sarabun New"/>
           <w:lang w:bidi="th-TH"/>
         </w:rPr>
-        <w:t>เพื่อส่งเสริมการท่องเที่ยวจังหวัดสุรินทร์</w:t>
+        <w:t>เป็นแนวทางในการพัฒนาสื่อดิจิทัลด้านการท่องเที่ยวในอนาคต</w:t>
       </w:r>
       <w:proofErr w:type="spellEnd"/>
     </w:p>
@@ -2678,23 +2798,56 @@
         <w:ind w:firstLine="709"/>
         <w:rPr>
           <w:rFonts w:cs="TH Sarabun New"/>
+          <w:szCs w:val="32"/>
+          <w:cs/>
+          <w:lang w:bidi="th-TH"/>
         </w:rPr>
       </w:pPr>
       <w:r>
         <w:rPr>
           <w:rFonts w:cs="TH Sarabun New"/>
-        </w:rPr>
-        <w:t>1.5.</w:t>
-      </w:r>
-      <w:r>
-        <w:rPr>
-          <w:rFonts w:cs="TH Sarabun New"/>
-        </w:rPr>
-        <w:t>2</w:t>
-      </w:r>
-      <w:r>
-        <w:rPr>
-          <w:rFonts w:cs="TH Sarabun New"/>
+          <w:lang w:bidi="th-TH"/>
+        </w:rPr>
+        <w:t xml:space="preserve">1.5.3 </w:t>
+      </w:r>
+      <w:r>
+        <w:rPr>
+          <w:rFonts w:cs="TH Sarabun New"/>
+          <w:szCs w:val="32"/>
+          <w:cs/>
+          <w:lang w:bidi="th-TH"/>
+        </w:rPr>
+        <w:t>ช่วยให้นักท่องเที่ยววางแผนการเที่ยวในจังหวัดสุรินทร์ได้ง่ายขึ้น</w:t>
+      </w:r>
+    </w:p>
+    <w:p>
+      <w:pPr>
+        <w:spacing w:after="100" w:afterAutospacing="1" w:line="240" w:lineRule="auto"/>
+        <w:rPr>
+          <w:rFonts w:cs="TH Sarabun New"/>
+        </w:rPr>
+      </w:pPr>
+      <w:r>
+        <w:rPr>
+          <w:rFonts w:cs="TH Sarabun New"/>
+          <w:b/>
+          <w:sz w:val="36"/>
+        </w:rPr>
+        <w:t>1.</w:t>
+      </w:r>
+      <w:r>
+        <w:rPr>
+          <w:rFonts w:cs="TH Sarabun New"/>
+          <w:b/>
+          <w:sz w:val="36"/>
+        </w:rPr>
+        <w:t>6</w:t>
+      </w:r>
+      <w:r>
+        <w:rPr>
+          <w:rFonts w:cs="TH Sarabun New"/>
+          <w:b/>
+          <w:sz w:val="36"/>
         </w:rPr>
         <w:t xml:space="preserve"> </w:t>
       </w:r>
@@ -2702,9 +2855,11 @@
       <w:r>
         <w:rPr>
           <w:rFonts w:cs="TH Sarabun New"/>
-          <w:lang w:bidi="th-TH"/>
-        </w:rPr>
-        <w:t>เป็นแนวทางในการพัฒนาสื่อดิจิทัลด้านการท่องเที่ยวในอนาคต</w:t>
+          <w:b/>
+          <w:sz w:val="36"/>
+          <w:lang w:bidi="th-TH"/>
+        </w:rPr>
+        <w:t>นิยามศัพท์เฉพาะ</w:t>
       </w:r>
       <w:proofErr w:type="spellEnd"/>
     </w:p>
@@ -2715,69 +2870,60 @@
         <w:rPr>
           <w:rFonts w:cs="TH Sarabun New"/>
           <w:szCs w:val="32"/>
-          <w:cs/>
           <w:lang w:bidi="th-TH"/>
         </w:rPr>
       </w:pPr>
       <w:r>
         <w:rPr>
           <w:rFonts w:cs="TH Sarabun New"/>
-          <w:lang w:bidi="th-TH"/>
-        </w:rPr>
-        <w:t xml:space="preserve">1.5.3 </w:t>
-      </w:r>
-      <w:r>
-        <w:rPr>
-          <w:rFonts w:cs="TH Sarabun New"/>
+          <w:b/>
+          <w:bCs/>
+          <w:szCs w:val="32"/>
+          <w:lang w:bidi="th-TH"/>
+        </w:rPr>
+        <w:t xml:space="preserve">1.6.1 </w:t>
+      </w:r>
+      <w:r>
+        <w:rPr>
+          <w:rFonts w:cs="TH Sarabun New"/>
+          <w:b/>
+          <w:bCs/>
           <w:szCs w:val="32"/>
           <w:cs/>
           <w:lang w:bidi="th-TH"/>
         </w:rPr>
-        <w:t>ช่วยให้นักท่องเที่ยววางแผนการเที่ยวในจังหวัดสุรินทร์ได้ง่ายขึ้น</w:t>
-      </w:r>
-    </w:p>
-    <w:p>
-      <w:pPr>
-        <w:spacing w:after="100" w:afterAutospacing="1" w:line="240" w:lineRule="auto"/>
-        <w:rPr>
-          <w:rFonts w:cs="TH Sarabun New"/>
-        </w:rPr>
-      </w:pPr>
+        <w:t>สื่อดิจิทัล (</w:t>
+      </w:r>
       <w:r>
         <w:rPr>
           <w:rFonts w:cs="TH Sarabun New"/>
           <w:b/>
-          <w:sz w:val="36"/>
-        </w:rPr>
-        <w:t>1.</w:t>
+          <w:bCs/>
+          <w:szCs w:val="32"/>
+          <w:lang w:bidi="th-TH"/>
+        </w:rPr>
+        <w:t>Digital Media)</w:t>
       </w:r>
       <w:r>
         <w:rPr>
           <w:rFonts w:cs="TH Sarabun New"/>
           <w:b/>
-          <w:sz w:val="36"/>
-        </w:rPr>
-        <w:t>6</w:t>
-      </w:r>
-      <w:r>
-        <w:rPr>
-          <w:rFonts w:cs="TH Sarabun New"/>
-          <w:b/>
-          <w:sz w:val="36"/>
+          <w:bCs/>
+          <w:szCs w:val="32"/>
+          <w:cs/>
+          <w:lang w:bidi="th-TH"/>
         </w:rPr>
         <w:t xml:space="preserve"> </w:t>
       </w:r>
-      <w:proofErr w:type="spellStart"/>
-      <w:r>
-        <w:rPr>
-          <w:rFonts w:cs="TH Sarabun New"/>
-          <w:b/>
-          <w:sz w:val="36"/>
-          <w:lang w:bidi="th-TH"/>
-        </w:rPr>
-        <w:t>นิยามศัพท์เฉพาะ</w:t>
-      </w:r>
-      <w:proofErr w:type="spellEnd"/>
+      <w:r>
+        <w:rPr>
+          <w:rFonts w:cs="TH Sarabun New"/>
+          <w:szCs w:val="32"/>
+          <w:cs/>
+          <w:lang w:bidi="th-TH"/>
+        </w:rPr>
+        <w:t>หมายถึง สื่อที่ถูกสร้างและนำเสนอผ่านเทคโนโลยีดิจิทัล เช่น ภาพนิ่ง วิดีโอ โมชันกราฟิก หรือสื่อมัลติมีเดีย ซึ่งสามารถเผยแพร่ผ่านอุปกรณ์อิเล็กทรอนิกส์และเครือข่ายอินเทอร์เน็ต เพื่อใช้ในการสื่อสารข้อมูลและถ่ายทอดเนื้อหาไปยังผู้รับสาร</w:t>
+      </w:r>
     </w:p>
     <w:p>
       <w:pPr>
@@ -2797,7 +2943,7 @@
           <w:szCs w:val="32"/>
           <w:lang w:bidi="th-TH"/>
         </w:rPr>
-        <w:t xml:space="preserve">1.6.1 </w:t>
+        <w:t xml:space="preserve">1.6.2 </w:t>
       </w:r>
       <w:r>
         <w:rPr>
@@ -2808,7 +2954,7 @@
           <w:cs/>
           <w:lang w:bidi="th-TH"/>
         </w:rPr>
-        <w:t>สื่อดิจิทัล (</w:t>
+        <w:t>หนังสืออิเล็กทรอนิกส์ (</w:t>
       </w:r>
       <w:r>
         <w:rPr>
@@ -2818,7 +2964,7 @@
           <w:szCs w:val="32"/>
           <w:lang w:bidi="th-TH"/>
         </w:rPr>
-        <w:t>Digital Media)</w:t>
+        <w:t>Electronic Book: eBook)</w:t>
       </w:r>
       <w:r>
         <w:rPr>
@@ -2838,7 +2984,24 @@
           <w:cs/>
           <w:lang w:bidi="th-TH"/>
         </w:rPr>
-        <w:t>หมายถึง สื่อที่ถูกสร้างและนำเสนอผ่านเทคโนโลยีดิจิทัล เช่น ภาพนิ่ง วิดีโอ โมชันกราฟิก หรือสื่อมัลติมีเดีย ซึ่งสามารถเผยแพร่ผ่านอุปกรณ์อิเล็กทรอนิกส์และเครือข่ายอินเทอร์เน็ต เพื่อใช้ในการสื่อสารข้อมูลและถ่ายทอดเนื้อหาไปยังผู้รับสาร</w:t>
+        <w:t xml:space="preserve">หมายถึง หนังสือที่อยู่ในรูปแบบดิจิทัลซึ่งสามารถเปิดอ่านผ่านอุปกรณ์อิเล็กทรอนิกส์ เช่น คอมพิวเตอร์ แท็บเล็ต หรือสมาร์ตโฟน โดยสามารถนำเสนอเนื้อหาในรูปแบบข้อความ ภาพ เสียง หรือสื่อมัลติมีเดีย และสามารถเชื่อมโยงข้อมูลเพิ่มเติมผ่านลิงก์หรือ </w:t>
+      </w:r>
+      <w:r>
+        <w:rPr>
+          <w:rFonts w:cs="TH Sarabun New"/>
+          <w:szCs w:val="32"/>
+          <w:lang w:bidi="th-TH"/>
+        </w:rPr>
+        <w:t xml:space="preserve">QR Code </w:t>
+      </w:r>
+      <w:r>
+        <w:rPr>
+          <w:rFonts w:cs="TH Sarabun New"/>
+          <w:szCs w:val="32"/>
+          <w:cs/>
+          <w:lang w:bidi="th-TH"/>
+        </w:rPr>
+        <w:t>ได้</w:t>
       </w:r>
     </w:p>
     <w:p>
@@ -2859,7 +3022,27 @@
           <w:szCs w:val="32"/>
           <w:lang w:bidi="th-TH"/>
         </w:rPr>
-        <w:t xml:space="preserve">1.6.2 </w:t>
+        <w:t>1.6.</w:t>
+      </w:r>
+      <w:r>
+        <w:rPr>
+          <w:rFonts w:cs="TH Sarabun New"/>
+          <w:b/>
+          <w:bCs/>
+          <w:szCs w:val="32"/>
+          <w:lang w:bidi="th-TH"/>
+        </w:rPr>
+        <w:t>3</w:t>
+      </w:r>
+      <w:r>
+        <w:rPr>
+          <w:rFonts w:cs="TH Sarabun New"/>
+          <w:b/>
+          <w:bCs/>
+          <w:szCs w:val="32"/>
+          <w:lang w:bidi="th-TH"/>
+        </w:rPr>
+        <w:t xml:space="preserve"> </w:t>
       </w:r>
       <w:r>
         <w:rPr>
@@ -2870,7 +3053,7 @@
           <w:cs/>
           <w:lang w:bidi="th-TH"/>
         </w:rPr>
-        <w:t>หนังสืออิเล็กทรอนิกส์ (</w:t>
+        <w:t>ความพึงพอใจ (</w:t>
       </w:r>
       <w:r>
         <w:rPr>
@@ -2880,7 +3063,7 @@
           <w:szCs w:val="32"/>
           <w:lang w:bidi="th-TH"/>
         </w:rPr>
-        <w:t>Electronic Book: eBook)</w:t>
+        <w:t>Satisfaction)</w:t>
       </w:r>
       <w:r>
         <w:rPr>
@@ -2900,118 +3083,8 @@
           <w:cs/>
           <w:lang w:bidi="th-TH"/>
         </w:rPr>
-        <w:t xml:space="preserve">หมายถึง หนังสือที่อยู่ในรูปแบบดิจิทัลซึ่งสามารถเปิดอ่านผ่านอุปกรณ์อิเล็กทรอนิกส์ เช่น คอมพิวเตอร์ แท็บเล็ต หรือสมาร์ตโฟน โดยสามารถนำเสนอเนื้อหาในรูปแบบข้อความ ภาพ เสียง หรือสื่อมัลติมีเดีย และสามารถเชื่อมโยงข้อมูลเพิ่มเติมผ่านลิงก์หรือ </w:t>
-      </w:r>
-      <w:r>
-        <w:rPr>
-          <w:rFonts w:cs="TH Sarabun New"/>
-          <w:szCs w:val="32"/>
-          <w:lang w:bidi="th-TH"/>
-        </w:rPr>
-        <w:t xml:space="preserve">QR Code </w:t>
-      </w:r>
-      <w:r>
-        <w:rPr>
-          <w:rFonts w:cs="TH Sarabun New"/>
-          <w:szCs w:val="32"/>
-          <w:cs/>
-          <w:lang w:bidi="th-TH"/>
-        </w:rPr>
-        <w:t>ได้</w:t>
-      </w:r>
-    </w:p>
-    <w:p>
-      <w:pPr>
-        <w:spacing w:after="100" w:afterAutospacing="1" w:line="240" w:lineRule="auto"/>
-        <w:ind w:firstLine="709"/>
-        <w:rPr>
-          <w:rFonts w:cs="TH Sarabun New"/>
-          <w:szCs w:val="32"/>
-          <w:lang w:bidi="th-TH"/>
-        </w:rPr>
-      </w:pPr>
-      <w:r>
-        <w:rPr>
-          <w:rFonts w:cs="TH Sarabun New"/>
-          <w:b/>
-          <w:bCs/>
-          <w:szCs w:val="32"/>
-          <w:lang w:bidi="th-TH"/>
-        </w:rPr>
-        <w:t>1.6.</w:t>
-      </w:r>
-      <w:r>
-        <w:rPr>
-          <w:rFonts w:cs="TH Sarabun New"/>
-          <w:b/>
-          <w:bCs/>
-          <w:szCs w:val="32"/>
-          <w:lang w:bidi="th-TH"/>
-        </w:rPr>
-        <w:t>3</w:t>
-      </w:r>
-      <w:r>
-        <w:rPr>
-          <w:rFonts w:cs="TH Sarabun New"/>
-          <w:b/>
-          <w:bCs/>
-          <w:szCs w:val="32"/>
-          <w:lang w:bidi="th-TH"/>
-        </w:rPr>
-        <w:t xml:space="preserve"> </w:t>
-      </w:r>
-      <w:r>
-        <w:rPr>
-          <w:rFonts w:cs="TH Sarabun New"/>
-          <w:b/>
-          <w:bCs/>
-          <w:szCs w:val="32"/>
-          <w:cs/>
-          <w:lang w:bidi="th-TH"/>
-        </w:rPr>
-        <w:t>ความพึงพอใจ (</w:t>
-      </w:r>
-      <w:r>
-        <w:rPr>
-          <w:rFonts w:cs="TH Sarabun New"/>
-          <w:b/>
-          <w:bCs/>
-          <w:szCs w:val="32"/>
-          <w:lang w:bidi="th-TH"/>
-        </w:rPr>
-        <w:t>Satisfaction)</w:t>
-      </w:r>
-      <w:r>
-        <w:rPr>
-          <w:rFonts w:cs="TH Sarabun New"/>
-          <w:b/>
-          <w:bCs/>
-          <w:szCs w:val="32"/>
-          <w:cs/>
-          <w:lang w:bidi="th-TH"/>
-        </w:rPr>
-        <w:t xml:space="preserve"> </w:t>
-      </w:r>
-      <w:r>
-        <w:rPr>
-          <w:rFonts w:cs="TH Sarabun New"/>
-          <w:szCs w:val="32"/>
-          <w:cs/>
-          <w:lang w:bidi="th-TH"/>
-        </w:rPr>
         <w:t>หมายถึง ระดับความรู้สึกของผู้ใช้งานที่มีต่อ</w:t>
       </w:r>
-      <w:proofErr w:type="spellStart"/>
-      <w:r>
-        <w:rPr>
-          <w:rFonts w:cs="TH Sarabun New"/>
-          <w:szCs w:val="32"/>
-          <w:cs/>
-          <w:lang w:bidi="th-TH"/>
-        </w:rPr>
-        <w:t>สื่</w:t>
-      </w:r>
-      <w:proofErr w:type="spellEnd"/>
       <w:r>
         <w:rPr>
           <w:rFonts w:cs="TH Sarabun New"/>
@@ -4197,7 +4270,6 @@
   <w:style w:type="character" w:default="1" w:styleId="a2">
     <w:name w:val="Default Paragraph Font"/>
     <w:uiPriority w:val="1"/>
-    <w:semiHidden/>
     <w:unhideWhenUsed/>
   </w:style>
   <w:style w:type="table" w:default="1" w:styleId="a3">
